--- a/MasterThesis-Fatemeh-Bayat-v1.1e0.docx
+++ b/MasterThesis-Fatemeh-Bayat-v1.1e0.docx
@@ -11167,6 +11167,17 @@
         </w:rPr>
         <w:t>، تعداد افراد ۶۵ ساله و بالاتر در جهان در دهه‌های آینده به‌طور چشمگیری افزایش خواهد یافت و سهم این گروه از جمعیت جهان نیز روندی صعودی خواهد داشت. این روند عمدتاً ناشی از کاهش باروری و افزایش امید به زندگی است و در کشورهای با درآمد کم و متوسط نیز با سرعت بیشتری در حال وقوع است (سازمان ملل متحد، ۲۰۲۴). ایران نیز از این روند جمعیتی مستثنا نیست و با توجه به کاهش باروری و افزایش امید به زندگی، در مسیر سالمندی سریع جمعیت قرار دارد. بر اساس اطلاعات صندوق جمعیت سازمان ملل متحد، انتظار می‌رود سهم افراد ۶۰ ساله و بالاتر در جمعیت ایران طی دهه‌های آینده به‌طور قابل توجهی افزایش یابد و تا سال ۲۰۵۰ حدود ۲۷٫۹ درصد جمعیت کشور را تشکیل دهد(صندوق جمعیت سازمان ملل متحد، ۲۰۲۶). بنابراین، شتاب سالمندی جمعیت در ایران ضرورت توجه بیشتر به نیازهای جسمی، روانی و اجتماعی سالمندان و برنامه‌ریزی برای ارائه خدمات متناسب با این تغییر جمعیتی را بیش از پیش آشکار می‌سازد.</w:t>
       </w:r>
+      <w:r>
+        <w:rPr>
+          <w:rFonts w:ascii="Times New Roman" w:hAnsi="Times New Roman" w:eastAsia="Times New Roman" w:cs="B Lotus"/>
+          <w:color w:val="1F4E79"/>
+          <w:sz w:val="20"/>
+          <w:szCs w:val="20"/>
+          <w:i/>
+          <w:iCs/>
+        </w:rPr>
+        <w:t xml:space="preserve"> (آمار ۶۵+ سازمان ملل با نمونهٔ ۶۰+ یکی گرفته شده بود و چند بار تکرار شده بود)</w:t>
+      </w:r>
     </w:p>
     <w:p>
       <w:pPr>
@@ -11185,6 +11196,17 @@
         </w:rPr>
         <w:t xml:space="preserve">جمعیت سالمندان در ایران و جهان رو به افزایش است. در این پژوهش سالمند به افراد ۶۰ سال به بالا گفته می‌شود. صندوق جمعیت سازمان ملل متحد پیش‌بینی کرده تا سال ۲۰۵۰ حدود ۲۷٫۹ درصد جمعیت ایران در این گروه سنی باشند (صندوق جمعیت سازمان ملل متحد، ۲۰۲۶). سالمندی فقط طولانی شدن عمر نیست و با سلامت روان هم ربط دارد. اینجا رابطه هوش معنوی و اضطراب سلامتی با اضطراب مرگ سالمندان بررسی می‌شود.</w:t>
       </w:r>
+      <w:r>
+        <w:rPr>
+          <w:rFonts w:ascii="Times New Roman" w:hAnsi="Times New Roman" w:eastAsia="Times New Roman" w:cs="B Lotus"/>
+          <w:color w:val="1F4E79"/>
+          <w:sz w:val="20"/>
+          <w:szCs w:val="20"/>
+          <w:i/>
+          <w:iCs/>
+        </w:rPr>
+        <w:t xml:space="preserve"> (یک تعریف سنی ۶۰+ و ورود مستقیم به سؤال پژوهش)</w:t>
+      </w:r>
     </w:p>
     <w:p>
       <w:pPr>
@@ -11205,6 +11227,17 @@
         </w:rPr>
         <w:t>سالخوردگی جمعیت هم‌زمان با تغییرات گسترده اجتماعی، اقتصادی و خانوادگی در سراسر جهان در حال وقوع است. افزایش امید به زندگی، کاهش باروری، شهرنشینی، مهاجرت و تغییر الگوهای خانواده، شیوه زندگی و ترتیبات سکونت سالمندان را نیز تحت تأثیر قرار داده است. در بسیاری از جوامع، الگوهای زندگی سالمندان از زندگی در خانواده‌های گسترده و چندنسلی به سمت شکل‌های مستقل‌تر زندگی، از جمله زندگی به‌تنهایی یا زندگی با همسر، در حال تغییر است. این تغییرات می‌توانند پیامدهایی برای میزان حمایت خانوادگی، تعاملات اجتماعی و دسترسی سالمندان به مراقبت و حمایت داشته باشند. بر اساس گزارش سازمان ملل متحد، تغییرات جمعیتی و اجتماعی و افزایش تعداد سالمندان، ضرورت توجه به ترتیبات زندگی، حمایت اجتماعی و نیازهای مراقبتی این گروه را بیش از پیش افزایش داده است. همچنین، شواهد سازمان ملل نشان می‌دهد که زنان سالمند تقریباً دو برابر مردان سالمند احتمال دارد به‌تنهایی زندگی کنند که بخش مهمی از آن با بالاتر بودن میزان بیوگی در میان زنان مرتبط است (سازمان ملل متحد، ۲۰۲۳).</w:t>
       </w:r>
+      <w:r>
+        <w:rPr>
+          <w:rFonts w:ascii="Times New Roman" w:hAnsi="Times New Roman" w:eastAsia="Times New Roman" w:cs="B Lotus"/>
+          <w:color w:val="1F4E79"/>
+          <w:sz w:val="20"/>
+          <w:szCs w:val="20"/>
+          <w:i/>
+          <w:iCs/>
+        </w:rPr>
+        <w:t xml:space="preserve"> (تکرار همان مقدمهٔ جمعیتی)</w:t>
+      </w:r>
     </w:p>
     <w:p>
       <w:pPr>
@@ -11225,6 +11258,17 @@
         </w:rPr>
         <w:lastRenderedPageBreak/>
         <w:t>سالخوردگی جمعیت یکی از مهم‌ترین تحولات جمعیتی در جهان معاصر و از چالش‌های اساسی نظام‌های سلامت و رفاه اجتماعی به شمار می‌رود. افزایش طول عمر و کاهش باروری موجب افزایش تعداد و سهم سالمندان در جمعیت شده است و این تغییر جمعیتی با پیامدهای جسمی، روانی و اجتماعی متعددی همراه است. سالمندان در این دوره ممکن است با افزایش بیماری‌های مزمن، کاهش توانایی‌های جسمی و عملکردی، محدودیت در فعالیت‌های روزمره و تغییر در روابط و حمایت‌های اجتماعی مواجه شوند؛ عواملی که می‌توانند استقلال فردی و کیفیت زندگی آنان را تحت تأثیر قرار دهند (گودرزی و همکاران، ۲۰۲۴؛ میری و همکاران، ۲۰۲۴). در ایران نیز پژوهش‌های جدید نشان می‌دهند که وضعیت سلامت، بیماری‌های مزمن، شرایط اجتماعی ـ اقتصادی و عوامل روانی ـ اجتماعی با نحوه تجربه سالمندی و حفظ استقلال عملکردی ارتباط دارند. برای نمونه، گودرزی و همکاران (۲۰۲۴) در یک مرور نظام‌مند و فراتحلیل، بر نقش عوامل روانی ـ اجتماعی در حفظ استقلال عملکردی سالمندان تأکید کرده‌اند. همچنین، پژوهش‌های انجام‌شده در میان سالمندان ایرانی نشان داده‌اند که افزایش سن، بیماری‌های مزمن، وضعیت اقتصادی و میزان حمایت اجتماعی می‌توانند با وضعیت عملکردی و کیفیت زندگی سالمندان ارتباط داشته باشند (جافری‌کولایی و همکاران، ۲۰۲۴؛ محمدزاده و همکاران، ۲۰۲۴). بنابراین، توجه به نیازهای جسمی، روانی و اجتماعی سالمندان و فراهم کردن شرایط مناسب برای حفظ استقلال، حمایت اجتماعی و مشارکت آنان، از ضرورت‌های مهم در برنامه‌ریزی برای سالمندی سالم در ایران محسوب می‌شود.</w:t>
+      </w:r>
+      <w:r>
+        <w:rPr>
+          <w:rFonts w:ascii="Times New Roman" w:hAnsi="Times New Roman" w:eastAsia="Times New Roman" w:cs="B Lotus"/>
+          <w:color w:val="1F4E79"/>
+          <w:sz w:val="20"/>
+          <w:szCs w:val="20"/>
+          <w:i/>
+          <w:iCs/>
+        </w:rPr>
+        <w:t xml:space="preserve"> (تکرار سوم مقدمه؛ به سه متغیر وصل نیست)</w:t>
       </w:r>
     </w:p>
     <w:p>
@@ -11274,6 +11318,17 @@
         </w:rPr>
         <w:lastRenderedPageBreak/>
         <w:t>سلامت، در پژوهش حاضر نقش هوش معنوی و اضطراب سلامت در ارتباط با اضطراب مرگ در سالمندان مورد بررسی قرار گرفته است.</w:t>
+      </w:r>
+      <w:r>
+        <w:rPr>
+          <w:rFonts w:ascii="Times New Roman" w:hAnsi="Times New Roman" w:eastAsia="Times New Roman" w:cs="B Lotus"/>
+          <w:color w:val="1F4E79"/>
+          <w:sz w:val="20"/>
+          <w:szCs w:val="20"/>
+          <w:i/>
+          <w:iCs/>
+        </w:rPr>
+        <w:t xml:space="preserve"> (کلی‌گویی قالبی جدا از سؤال پژوهش)</w:t>
       </w:r>
     </w:p>
     <w:p>
@@ -11334,6 +11389,17 @@
         </w:rPr>
         <w:t>، در سال ۲۰۲۳ حدود ۱٫۱ میلیارد نفر از جمعیت جهان را افراد ۶۰ ساله و بالاتر تشکیل می‌دادند و پیش‌بینی می‌شود این تعداد تا سال ۲۰۳۰ به ۱٫۴ میلیارد نفر و تا سال ۲۰۵۰ به حدود ۲٫۱ میلیارد نفر افزایش یابد. همچنین، انتظار می‌رود تا سال ۲۰۵۰ حدود ۸۰ درصد افراد سالمند جهان در کشورهای با درآمد کم و متوسط زندگی کنند. این روند نشان‌دهنده تغییر چشمگیر ساختار جمعیتی جهان و ضرورت برنامه‌ریزی نظام‌های بهداشتی و اجتماعی برای پاسخگویی به نیازهای جمعیت سالمند است (سازمان جهانی بهداشت، ۲۰۲۵). افزایش تعداد سالمندان صرفاً یک تغییر در ساختار سنی جمعیت نیست، بلکه پیامدهای گسترده‌ای برای سلامت جسمی، روانی و اجتماعی افراد و همچنین خانواده‌ها و نظام‌های مراقبتی به همراه دارد. سالمندی با تغییرات متعددی از جمله بازنشستگی، تغییر نقش‌های اجتماعی، کاهش تعاملات اجتماعی، فقدان همسر یا دوستان و افزایش احتمال ابتلا به بیماری‌های مزمن و محدودیت‌های عملکردی همراه است. ازاین‌رو، افزایش طول عمر به‌تنهایی به معنای برخورداری از سال‌های بیشتر همراه با سلامت و رفاه نیست و لازم است کیفیت زندگی و سلامت افراد در سال‌های سالمندی نیز مورد توجه قرار گیرد (سازمان جهانی بهداشت، ۲۰۲۵). سلامت روان بخش مهمی از سلامت و کیفیت زندگی سالمندان محسوب می‌شود. بر اساس گزارش سازمان جهانی بهداشت، در سال ۲۰۲۳ حدود ۱٫۱ میلیارد نفر در جهان ۶۰ ساله و بالاتر بودند و پیش‌بینی می‌شود این تعداد تا سال ۲۰۵۰ تقریباً دو برابر شده و به ۲٫۱ میلیارد نفر برسد. همچنین، حدود ۱۴ درصد از افراد ۷۰ ساله و بالاتر با یک اختلال روانی زندگی می‌کنند. تنهایی و انزوای اجتماعی نیز از عوامل مهم خطر برای مشکلات سلامت روان در دوران سالمندی محسوب می‌شوند. بنابراین، توجه به نیازهای روانی و اجتماعی سالمندان، فراهم کردن حمایت اجتماعی و ایجاد فرصت برای مشارکت آنان در فعالیت‌های خانوادگی و اجتماعی از اهمیت ویژه‌ای برخوردار است (سازمان جهانی بهداشت، ۲۰۲۵).</w:t>
       </w:r>
+      <w:r>
+        <w:rPr>
+          <w:rFonts w:ascii="Times New Roman" w:hAnsi="Times New Roman" w:eastAsia="Times New Roman" w:cs="B Lotus"/>
+          <w:color w:val="1F4E79"/>
+          <w:sz w:val="20"/>
+          <w:szCs w:val="20"/>
+          <w:i/>
+          <w:iCs/>
+        </w:rPr>
+        <w:t xml:space="preserve"> (تکرار بیان مسئله با آمار سازمان جهانی بهداشت)</w:t>
+      </w:r>
     </w:p>
     <w:p>
       <w:pPr>
@@ -11398,6 +11464,17 @@
         <w:lastRenderedPageBreak/>
         <w:t xml:space="preserve"> ۲۰۲۱–۲۰۳۰» با هدف بهبود زندگی سالمندان، خانواده‌های آنان و جوامعی که در آن زندگی می‌کنند، بر افزایش توانمندی افراد سالمند و ایجاد شرایطی برای حفظ استقلال و مشارکت آنان در جامعه تأکید دارد (سازمان جهانی بهداشت، ۲۰۲۵).</w:t>
       </w:r>
+      <w:r>
+        <w:rPr>
+          <w:rFonts w:ascii="Times New Roman" w:hAnsi="Times New Roman" w:eastAsia="Times New Roman" w:cs="B Lotus"/>
+          <w:color w:val="1F4E79"/>
+          <w:sz w:val="20"/>
+          <w:szCs w:val="20"/>
+          <w:i/>
+          <w:iCs/>
+        </w:rPr>
+        <w:t xml:space="preserve"> (دهه سالمندی سالم به هوش معنوی و اضطراب مرگ مربوط نیست)</w:t>
+      </w:r>
     </w:p>
     <w:p>
       <w:pPr>
@@ -11421,6 +11498,17 @@
         </w:rPr>
         <w:t>ایران نیز از روند جهانی سالمندی جمعیت مستثنا نیست و با سرعت قابل توجهی در حال تجربه تغییرات جمعیتی مرتبط با سالمندی است. بر اساس اطلاعات صندوق جمعیت سازمان ملل متحد، ایران یکی از کشورهایی است که با سرعت بالایی در حال سالمند شدن است. کاهش باروری و افزایش امید به زندگی از عوامل اصلی این تحول جمعیتی در کشور به شمار می‌روند. بر اساس اطلاعات منتشرشده توسط صندوق جمعیت سازمان ملل متحد، نرخ باروری در ایران در سال ۲۰۲۲ حدود ۱٫۶ فرزند به ازای هر زن بوده است و پیش‌بینی می‌شود تا سال ۲۰۵۰، حدود ۲۷٫۹ درصد جمعیت ایران را افراد ۶۰ ساله و بالاتر تشکیل دهند. همچنین، پیش‌بینی شده است که حدود ۵۲ درصد از جمعیت سالمند ایران در آن زمان را زنان تشکیل دهند. روند شتابان سالمندی در ایران ضرورت توجه به نیازهای جسمی، روانی و اجتماعی این گروه را بیش از پیش آشکار می‌سازد. افزایش جمعیت سالمندان می‌تواند نیاز به خدمات سلامت، مراقبت‌های طولانی‌مدت، حمایت‌های اجتماعی و خدمات مرتبط با سلامت روان را افزایش دهد. ازاین‌رو، شناسایی نیازهای روانی سالمندان، تقویت حمایت‌های اجتماعی، کاهش تنهایی و انزوای اجتماعی، فراهم کردن زمینه مشارکت آنان در جامعه و حفظ استقلال و کرامت انسانی آنان از جمله ضرورت‌های مهم در برنامه‌ریزی نظام سلامت و رفاه اجتماعی کشور محسوب می‌شود. در این میان، توجه به سلامت روان سالمندان و عوامل مؤثر بر آن می‌تواند نقش مهمی در ارتقای کیفیت زندگی و دستیابی به سالمندی سالم و فعال داشته باشد. (صندوق جمعیت سازمان ملل متحد، ۲۰۲۶).</w:t>
       </w:r>
+      <w:r>
+        <w:rPr>
+          <w:rFonts w:ascii="Times New Roman" w:hAnsi="Times New Roman" w:eastAsia="Times New Roman" w:cs="B Lotus"/>
+          <w:color w:val="1F4E79"/>
+          <w:sz w:val="20"/>
+          <w:szCs w:val="20"/>
+          <w:i/>
+          <w:iCs/>
+        </w:rPr>
+        <w:t xml:space="preserve"> (لحن گزارش سازمانی و تکرار نرخ باروری)</w:t>
+      </w:r>
     </w:p>
     <w:p>
       <w:pPr>
@@ -11442,6 +11530,17 @@
         </w:rPr>
         <w:t xml:space="preserve">ایران هم با کاهش باروری و افزایش امید به زندگی دارد سریع سالمند می‌شود. پیش‌بینی شده تا سال ۲۰۵۰ نزدیک به ۲۸ درصد جمعیت کشور ۶۰ سال به بالا باشند و سهم زنان در این گروه بیشتر باشد (صندوق جمعیت سازمان ملل متحد، ۲۰۲۶). همین روند، کار روی سلامت روان سالمندان را جدی‌تر می‌کند.</w:t>
       </w:r>
+      <w:r>
+        <w:rPr>
+          <w:rFonts w:ascii="Times New Roman" w:hAnsi="Times New Roman" w:eastAsia="Times New Roman" w:cs="B Lotus"/>
+          <w:color w:val="1F4E79"/>
+          <w:sz w:val="20"/>
+          <w:szCs w:val="20"/>
+          <w:i/>
+          <w:iCs/>
+        </w:rPr>
+        <w:t xml:space="preserve"> (همان آمار ایران، کوتاه و با صدای دانشجو)</w:t>
+      </w:r>
     </w:p>
     <w:p>
       <w:pPr>
@@ -11465,6 +11564,17 @@
         </w:rPr>
         <w:t>اقدامات پیشگیرانه در سالمندان با هدف حفظ سلامت، پیشگیری یا به تأخیر انداختن کاهش ظرفیت‌های جسمی و روانی، حفظ استقلال و توانایی عملکردی و ارتقای کیفیت زندگی انجام می‌شوند. در رویکردهای جدید سازمان جهانی بهداشت، پیشگیری در سالمندی به‌عنوان بخشی از یک فرایند پیوسته مراقبت در نظر گرفته می‌شود که از ارتقای سلامت و پیشگیری آغاز شده و غربالگری، تشخیص و مدیریت بیماری‌ها، توانبخشی و مراقبت‌های طولانی‌مدت را نیز دربرمی‌گیرد (سازمان جهانی بهداشت، ۲۰۲۵).</w:t>
       </w:r>
+      <w:r>
+        <w:rPr>
+          <w:rFonts w:ascii="Times New Roman" w:hAnsi="Times New Roman" w:eastAsia="Times New Roman" w:cs="B Lotus"/>
+          <w:color w:val="1F4E79"/>
+          <w:sz w:val="20"/>
+          <w:szCs w:val="20"/>
+          <w:i/>
+          <w:iCs/>
+        </w:rPr>
+        <w:t xml:space="preserve"> (پیشگیری عمومی؛ به متغیرهای پژوهش وصل نیست)</w:t>
+      </w:r>
     </w:p>
     <w:p>
       <w:pPr>
@@ -11509,6 +11619,17 @@
         <w:lastRenderedPageBreak/>
         <w:t xml:space="preserve"> بر این باور است که مراقبت‌های اولیه سلامت باید خدمات جامعی از جمله ارتقای سلامت، واکسیناسیون، غربالگری و پیشگیری از بیماری‌های غیرواگیر و بیماری‌های مرتبط با سالمندی را در دسترس افراد سالمند قرار دهد (سازمان جهانی بهداشت، ۲۰۲۵).</w:t>
       </w:r>
+      <w:r>
+        <w:rPr>
+          <w:rFonts w:ascii="Times New Roman" w:hAnsi="Times New Roman" w:eastAsia="Times New Roman" w:cs="B Lotus"/>
+          <w:color w:val="1F4E79"/>
+          <w:sz w:val="20"/>
+          <w:szCs w:val="20"/>
+          <w:i/>
+          <w:iCs/>
+        </w:rPr>
+        <w:t xml:space="preserve"> (سطح‌بندی ICOPE خارج از مسئلهٔ سه‌متغیری)</w:t>
+      </w:r>
     </w:p>
     <w:p>
       <w:pPr>
@@ -11551,6 +11672,17 @@
         </w:rPr>
         <w:t>سازمان جهانی بهداشت بر ارزیابی فردمحور برای شناسایی کاهش ظرفیت ذاتی، نیازهای مراقبتی و حمایتی و تدوین برنامه مراقبتی متناسب با شرایط هر سالمند تأکید دارد (سازمان جهانی بهداشت، ۲۰۲۵).</w:t>
       </w:r>
+      <w:r>
+        <w:rPr>
+          <w:rFonts w:ascii="Times New Roman" w:hAnsi="Times New Roman" w:eastAsia="Times New Roman" w:cs="B Lotus"/>
+          <w:color w:val="1F4E79"/>
+          <w:sz w:val="20"/>
+          <w:szCs w:val="20"/>
+          <w:i/>
+          <w:iCs/>
+        </w:rPr>
+        <w:t xml:space="preserve"> (سطح‌بندی ICOPE خارج از مسئلهٔ سه‌متغیری)</w:t>
+      </w:r>
     </w:p>
     <w:p>
       <w:pPr>
@@ -11574,6 +11706,17 @@
         </w:rPr>
         <w:t>پیشگیری ثالثیه در سالمندانی اهمیت بیشتری دارد که به بیماری‌های مزمن، محدودیت عملکردی یا کاهش ظرفیت‌های جسمی و روانی مبتلا شده‌اند. هدف اصلی در این سطح، جلوگیری از تشدید بیماری و ناتوانی، حفظ بیشترین میزان استقلال و توانایی عملکردی و ارتقای کیفیت زندگی سالمند است. مدیریت بیماری‌های مزمن، اصلاح عوامل خطر، بازبینی و مدیریت داروها، مداخلات توانبخشی، حمایت روانی و اجتماعی و ارائه مراقبت‌های طولانی‌مدت متناسب با نیازهای فرد از جمله اقداماتی هستند که می‌توانند در این زمینه مورد استفاده قرار گیرند. سازمان جهانی بهداشت تأکید می‌کند که مراقبت از سالمندان باید فردمحور، یکپارچه و مبتنی بر نیازها و ترجیحات آنان باشد و در صورت نیاز، خدمات سلامت و مراقبت اجتماعی و مراقبت‌های طولانی‌مدت را در یک پیوستار مراقبتی به یکدیگر متصل کند (سازمان جهانی بهداشت، ۲۰۲۴؛ سازمان جهانی بهداشت، ۲۰۲۵).</w:t>
       </w:r>
+      <w:r>
+        <w:rPr>
+          <w:rFonts w:ascii="Times New Roman" w:hAnsi="Times New Roman" w:eastAsia="Times New Roman" w:cs="B Lotus"/>
+          <w:color w:val="1F4E79"/>
+          <w:sz w:val="20"/>
+          <w:szCs w:val="20"/>
+          <w:i/>
+          <w:iCs/>
+        </w:rPr>
+        <w:t xml:space="preserve"> (سطح‌بندی ICOPE خارج از مسئلهٔ سه‌متغیری)</w:t>
+      </w:r>
     </w:p>
     <w:p>
       <w:pPr>
@@ -11626,6 +11769,17 @@
         <w:lastRenderedPageBreak/>
         <w:t>ارتقای سلامت، پیشگیری، درمان، توانبخشی و مراقبت طولانی‌مدت را دربرمی‌گیرد (سازمان جهانی بهداشت، ۲۰۲۵).</w:t>
       </w:r>
+      <w:r>
+        <w:rPr>
+          <w:rFonts w:ascii="Times New Roman" w:hAnsi="Times New Roman" w:eastAsia="Times New Roman" w:cs="B Lotus"/>
+          <w:color w:val="1F4E79"/>
+          <w:sz w:val="20"/>
+          <w:szCs w:val="20"/>
+          <w:i/>
+          <w:iCs/>
+        </w:rPr>
+        <w:t xml:space="preserve"> (جمع‌بندی پیشگیری سازمانی؛ پرکننده)</w:t>
+      </w:r>
     </w:p>
     <w:p>
       <w:pPr>
@@ -11796,6 +11950,17 @@
         <w:lastRenderedPageBreak/>
         <w:t>سلامت، اضطراب مرگ نیز از جمله مسائل مهم روان‌شناختی در دوران سالمندی است. اضطراب مرگ به نگرانی، ترس یا اشتغال ذهنی فرد نسبت به مرگ و فرایند مردن اشاره دارد و شدت آن می‌تواند تحت تأثیر عوامل جسمی، روان‌شناختی، اجتماعی و معنوی قرار گیرد. افزایش آگاهی از محدودیت زمان زندگی، تجربه بیماری‌های مزمن، کاهش توانایی‌های جسمانی، از دست دادن افراد نزدیک و تغییرات اجتماعی دوران سالمندی می‌تواند زمینه توجه بیشتر به مسئله مرگ را فراهم کند. یافته‌های پژوهشی جدید نشان می‌دهد که اضطراب مرگ در سالمندان با متغیرهایی مانند معنا و هدف زندگی، تاب‌آوری و هوش معنوی ارتباط دارد. در مطالعه‌ای که بر روی ۳۴۸ سالمند ایرانی انجام شد، بین هوش معنوی و اضطراب مرگ رابطه منفی و معناداری مشاهده شد؛ به‌گونه‌ای که سالمندان دارای هوش معنوی بالاتر، اضطراب مرگ پایین‌تری داشتند. همچنین، معنا در زندگی و تاب‌آوری در رابطه میان هوش معنوی و اضطراب مرگ نقش میانجی داشتند (یوسفی افراشته، فرتاش و ابوترابی، ۲۰۲۵). ازاین‌رو، بررسی اضطراب مرگ در سالمندان و شناسایی عوامل روان‌شناختی مرتبط با آن می‌تواند در شناخت بهتر نیازهای این گروه و طراحی مداخلات مؤثر برای ارتقای سلامت روان و کیفیت زندگی آنان اهمیت داشته باشد.</w:t>
       </w:r>
+      <w:r>
+        <w:rPr>
+          <w:rFonts w:ascii="Times New Roman" w:hAnsi="Times New Roman" w:eastAsia="Times New Roman" w:cs="B Lotus"/>
+          <w:color w:val="1F4E79"/>
+          <w:sz w:val="20"/>
+          <w:szCs w:val="20"/>
+          <w:i/>
+          <w:iCs/>
+        </w:rPr>
+        <w:t xml:space="preserve"> (تکرار یافتهٔ یوسفی افراشته که دو بند قبل آمده)</w:t>
+      </w:r>
     </w:p>
     <w:p>
       <w:pPr>
@@ -12225,6 +12390,17 @@
         </w:rPr>
         <w:t>اضطراب مرگ: اضطراب مرگ مفهومی مهم در حوزه سلامت روان است و به ترس، نگرانی و اضطراب افراطی و غیرمنطقی درباره مرگ، فرایند مردن یا آنچه پس از مرگ رخ می‌دهد اشاره دارد (یوسفی افراشته و همکاران، ۲۰۲۵).</w:t>
       </w:r>
+      <w:r>
+        <w:rPr>
+          <w:rFonts w:ascii="Times New Roman" w:hAnsi="Times New Roman" w:eastAsia="Times New Roman" w:cs="B Lotus"/>
+          <w:color w:val="1F4E79"/>
+          <w:sz w:val="20"/>
+          <w:szCs w:val="20"/>
+          <w:i/>
+          <w:iCs/>
+        </w:rPr>
+        <w:t xml:space="preserve"> (صفت «غیرمنطقی» برای اضطراب مرگ سالمند مقیم مرکز مناسب نیست)</w:t>
+      </w:r>
     </w:p>
     <w:p>
       <w:pPr>
@@ -12242,6 +12418,17 @@
           <w:color w:val="1B7A3D"/>
         </w:rPr>
         <w:t xml:space="preserve">اضطراب مرگ: ترس و نگرانی نسبت به مرگ، فرایند مردن یا آنچه پس از مرگ رخ می‌دهد (یوسفی افراشته و همکاران، ۲۰۲۵).</w:t>
+      </w:r>
+      <w:r>
+        <w:rPr>
+          <w:rFonts w:ascii="Times New Roman" w:hAnsi="Times New Roman" w:eastAsia="Times New Roman" w:cs="B Lotus"/>
+          <w:color w:val="1F4E79"/>
+          <w:sz w:val="20"/>
+          <w:szCs w:val="20"/>
+          <w:i/>
+          <w:iCs/>
+        </w:rPr>
+        <w:t xml:space="preserve"> (تعریف بدون قضاوت بالینی افراطی)</w:t>
       </w:r>
     </w:p>
     <w:p>
@@ -12301,6 +12488,17 @@
         </w:rPr>
         <w:t xml:space="preserve"> (۲۰۰۰) کسب می کند.</w:t>
       </w:r>
+      <w:r>
+        <w:rPr>
+          <w:rFonts w:ascii="Times New Roman" w:hAnsi="Times New Roman" w:eastAsia="Times New Roman" w:cs="B Lotus"/>
+          <w:color w:val="1F4E79"/>
+          <w:sz w:val="20"/>
+          <w:szCs w:val="20"/>
+          <w:i/>
+          <w:iCs/>
+        </w:rPr>
+        <w:t xml:space="preserve"> (سال ۲۰۰۰ مال زوهار و مارشال است نه SISRI)</w:t>
+      </w:r>
     </w:p>
     <w:p>
       <w:pPr>
@@ -12319,6 +12517,17 @@
           <w:color w:val="1B7A3D"/>
         </w:rPr>
         <w:t xml:space="preserve">هوش معنوی: در این پژوهش نمره‌ای است که فرد در پرسشنامه هوش معنوی کینگ (SISRI-24؛ کینگ و دی‌سیکو، ۲۰۰۹) به دست می‌آورد.</w:t>
+      </w:r>
+      <w:r>
+        <w:rPr>
+          <w:rFonts w:ascii="Times New Roman" w:hAnsi="Times New Roman" w:eastAsia="Times New Roman" w:cs="B Lotus"/>
+          <w:color w:val="1F4E79"/>
+          <w:sz w:val="20"/>
+          <w:szCs w:val="20"/>
+          <w:i/>
+          <w:iCs/>
+        </w:rPr>
+        <w:t xml:space="preserve"> (ارجاع به کینگ و دی‌سیکو ۲۰۰۹)</w:t>
       </w:r>
     </w:p>
     <w:p>
@@ -12495,6 +12704,17 @@
           <w:strike/>
         </w:rPr>
         <w:t xml:space="preserve"> سالمندی سالم را نه صرفاً بر پایه سن تقویمی، بلکه بر اساس توانمندی کارکردی یعنی ترکیب ظرفیت درونی فرد و ویژگی‌های محیطی تعریف کرده است. این رویکرد بر حفظ توانایی انجام کارهای ارزشمند برای فرد و مشارکت اجتماعی تأکید دارد (سازمان جهانی بهداشت، ۲۰۲۰؛ سازمان جهانی بهداشت، ۲۰۲۳).</w:t>
+      </w:r>
+      <w:r>
+        <w:rPr>
+          <w:rFonts w:ascii="Times New Roman" w:hAnsi="Times New Roman" w:eastAsia="Times New Roman" w:cs="B Lotus"/>
+          <w:color w:val="1F4E79"/>
+          <w:sz w:val="20"/>
+          <w:szCs w:val="20"/>
+          <w:i/>
+          <w:iCs/>
+        </w:rPr>
+        <w:t xml:space="preserve"> (پرکنندهٔ سازمانی روی مفهوم سالمندی)</w:t>
       </w:r>
     </w:p>
     <w:p>
@@ -13736,6 +13956,17 @@
           </mc:Fallback>
         </mc:AlternateContent>
       </w:r>
+      <w:r>
+        <w:rPr>
+          <w:rFonts w:ascii="Times New Roman" w:hAnsi="Times New Roman" w:eastAsia="Times New Roman" w:cs="B Lotus"/>
+          <w:color w:val="1F4E79"/>
+          <w:sz w:val="20"/>
+          <w:szCs w:val="20"/>
+          <w:i/>
+          <w:iCs/>
+        </w:rPr>
+        <w:t xml:space="preserve"> (متن برچسب درختواره؛ واژه‌ها بدون فاصله به هم چسبیده‌اند)</w:t>
+      </w:r>
     </w:p>
     <w:p>
       <w:pPr>
@@ -13979,6 +14210,17 @@
         </w:rPr>
         <w:t xml:space="preserve"> و همکاران، ۲۰۲۳).</w:t>
       </w:r>
+      <w:r>
+        <w:rPr>
+          <w:rFonts w:ascii="Times New Roman" w:hAnsi="Times New Roman" w:eastAsia="Times New Roman" w:cs="B Lotus"/>
+          <w:color w:val="1F4E79"/>
+          <w:sz w:val="20"/>
+          <w:szCs w:val="20"/>
+          <w:i/>
+          <w:iCs/>
+        </w:rPr>
+        <w:t xml:space="preserve"> (نثر براق دایرة‌المعارفی)</w:t>
+      </w:r>
     </w:p>
     <w:p>
       <w:pPr>
@@ -13996,6 +14238,17 @@
         </w:rPr>
         <w:t xml:space="preserve">در سال‌های اخیر از «التهاب پیری» یا اینفلامجینگ هم حرف می‌زنند؛ التهاب مزمن و خفیف در سن بالا، بدون عفونت واضح. این را کنار نظریه ایمنی آورده‌اند چون با پیر شدن دستگاه ایمنی قاطی است (فرانچسکی و همکاران، ۲۰۱۸).</w:t>
       </w:r>
+      <w:r>
+        <w:rPr>
+          <w:rFonts w:ascii="Times New Roman" w:hAnsi="Times New Roman" w:eastAsia="Times New Roman" w:cs="B Lotus"/>
+          <w:color w:val="1F4E79"/>
+          <w:sz w:val="20"/>
+          <w:szCs w:val="20"/>
+          <w:i/>
+          <w:iCs/>
+        </w:rPr>
+        <w:t xml:space="preserve"> (همان محتوا با نثر ساده‌تر)</w:t>
+      </w:r>
     </w:p>
     <w:p>
       <w:pPr>
@@ -14012,7 +14265,39 @@
           <w:rFonts w:hint="cs"/>
           <w:cs w:val="0"/>
         </w:rPr>
-        <w:t>بر اساس نظریه ایمنیپیری تا حدی نتیجه تغییرات تدریجی در عملکرد سیستم ایمنی بدن است. سیستم ایمنی وظیفه شناسایی و حذف عوامل بیماری‌زا مانند ویروس‌ها، باکتری‌ها، قارچ‌ها و علاوه بر این سلول‌های غیرطبیعی از جمله سلول‌های توموری را بر عهده دارد. با افزایش سن، کارایی سیستم ایمنی کاهش یافته و پدیده‌ای به نام پیری ایمنی رخ می‌دهد که با کاهش پاسخ ایمنی، افزایش استعداد ابتلا به عفونت‌ها، سرطان و بیماری‌های مزمن همراه است. در کنار این، در سالمندی احتمال بروز پاسخ‌های خودایمنی و التهاب مزمن نیز افزایش می‌یابد که می‌تواند به آسیب بافت‌های سالم بدن منجر شود. اگرچه نظریه ایمنی</w:t>
+        <w:t>بر اساس نظریه </w:t>
+      </w:r>
+      <w:r>
+        <w:rPr>
+          <w:rFonts w:ascii="Times New Roman" w:hAnsi="Times New Roman" w:eastAsia="Times New Roman" w:cs="B Lotus"/>
+          <w:color w:val="C00000"/>
+          <w:strike/>
+        </w:rPr>
+        <w:t>ایمنیپیری</w:t>
+      </w:r>
+      <w:r>
+        <w:rPr>
+          <w:rFonts w:ascii="Times New Roman" w:hAnsi="Times New Roman" w:eastAsia="Times New Roman" w:cs="B Lotus"/>
+          <w:color w:val="1B7A3D"/>
+        </w:rPr>
+        <w:t>ایمنی، پیری</w:t>
+      </w:r>
+      <w:r>
+        <w:rPr>
+          <w:rFonts w:ascii="Times New Roman" w:hAnsi="Times New Roman" w:eastAsia="Times New Roman" w:cs="B Lotus"/>
+          <w:color w:val="1F4E79"/>
+          <w:sz w:val="20"/>
+          <w:szCs w:val="20"/>
+          <w:i/>
+          <w:iCs/>
+        </w:rPr>
+        <w:t xml:space="preserve"> (فاصله و ویرگول جا افتاده بود)</w:t>
+      </w:r>
+      <w:r>
+        <w:rPr>
+          <w:rFonts w:ascii="Times New Roman" w:hAnsi="Times New Roman" w:eastAsia="Times New Roman" w:cs="B Lotus"/>
+        </w:rPr>
+        <w:t xml:space="preserve"> تا حدی نتیجه تغییرات تدریجی در عملکرد سیستم ایمنی بدن است. سیستم ایمنی وظیفه شناسایی و حذف عوامل بیماری‌زا مانند ویروس‌ها، باکتری‌ها، قارچ‌ها و علاوه بر این سلول‌های غیرطبیعی از جمله سلول‌های توموری را بر عهده دارد. با افزایش سن، کارایی سیستم ایمنی کاهش یافته و پدیده‌ای به نام پیری ایمنی رخ می‌دهد که با کاهش پاسخ ایمنی، افزایش استعداد ابتلا به عفونت‌ها، سرطان و بیماری‌های مزمن همراه است. در کنار این، در سالمندی احتمال بروز پاسخ‌های خودایمنی و التهاب مزمن نیز افزایش می‌یابد که می‌تواند به آسیب بافت‌های سالم بدن منجر شود. اگرچه نظریه ایمنی</w:t>
       </w:r>
       <w:r>
         <w:rPr>
@@ -14177,6 +14462,17 @@
         </w:rPr>
         <w:t>بازنگری‌های زیست‌شناسی سالمندی، پیری سلولی را در چارچوب «نشانه‌های دوازده‌گانه سالمندی» جای داده‌اند؛ از جمله بی‌ثباتی ژنوم، کوتاه شدن تلومر، تغییرات اپی‌ژنتیکی، اختلال پروتئوستاز، نارسایی خودخواری سلولی، اختلال حس مواد مغذی، بدکاری میتوکندری، پیری سلولی، فرسودگی سلول‌های بنیادی، تغییر ارتباط بین‌سلولی، التهاب مزمن و دسبیوز. این چارچوب تأکید می‌کند که پیری سلولی با سایر نشانه‌ها در شبکه‌ای به‌هم‌پیوسته عمل می‌کند و مداخله بر یکی می‌تواند بر بقیه اثر بگذارد (لوپز-اوتین و همکاران، ۲۰۲۳).</w:t>
       </w:r>
+      <w:r>
+        <w:rPr>
+          <w:rFonts w:ascii="Times New Roman" w:hAnsi="Times New Roman" w:eastAsia="Times New Roman" w:cs="B Lotus"/>
+          <w:color w:val="1F4E79"/>
+          <w:sz w:val="20"/>
+          <w:szCs w:val="20"/>
+          <w:i/>
+          <w:iCs/>
+        </w:rPr>
+        <w:t xml:space="preserve"> (پل قالبی «پژوهش‌های جدیدتر» بعد از نظریه کلاسیک)</w:t>
+      </w:r>
     </w:p>
     <w:p>
       <w:pPr>
@@ -14288,6 +14584,17 @@
           <w:strike/>
         </w:rPr>
         <w:t>همسو با همین چارچوب یکپارچه، استرس اکسیداتیو و بدکاری میتوکندری امروزه بیشتر به‌عنوان یکی از نشانه‌های درهم‌تنیده سالمندی دیده می‌شوند تا علت واحد پیری. بر این اساس، رادیکال‌های آزاد هم در آسیب سلولی و هم در پیام‌رسانی فیزیولوژیک نقش دارند و کاهش یا افزایش نامتعادل آن‌ها می‌تواند مسیر سالمندی را تغییر دهد (لوپز-اوتین و همکاران، ۲۰۲۳؛ گلادیشف، ۲۰۲۴).</w:t>
+      </w:r>
+      <w:r>
+        <w:rPr>
+          <w:rFonts w:ascii="Times New Roman" w:hAnsi="Times New Roman" w:eastAsia="Times New Roman" w:cs="B Lotus"/>
+          <w:color w:val="1F4E79"/>
+          <w:sz w:val="20"/>
+          <w:szCs w:val="20"/>
+          <w:i/>
+          <w:iCs/>
+        </w:rPr>
+        <w:t xml:space="preserve"> (پل قالبی بعد از نظریه رادیکال آزاد)</w:t>
       </w:r>
     </w:p>
     <w:p>
@@ -14378,6 +14685,17 @@
         </w:rPr>
         <w:t>، ۲۰۲۱).</w:t>
       </w:r>
+      <w:r>
+        <w:rPr>
+          <w:rFonts w:ascii="Times New Roman" w:hAnsi="Times New Roman" w:eastAsia="Times New Roman" w:cs="B Lotus"/>
+          <w:color w:val="1F4E79"/>
+          <w:sz w:val="20"/>
+          <w:szCs w:val="20"/>
+          <w:i/>
+          <w:iCs/>
+        </w:rPr>
+        <w:t xml:space="preserve"> (پیش‌درآمد تکراری؛ همان سرفصل بعد آمده)</w:t>
+      </w:r>
     </w:p>
     <w:p>
       <w:pPr>
@@ -14486,6 +14804,17 @@
         </w:rPr>
         <w:t>، ۲۰۲۱).</w:t>
       </w:r>
+      <w:r>
+        <w:rPr>
+          <w:rFonts w:ascii="Times New Roman" w:hAnsi="Times New Roman" w:eastAsia="Times New Roman" w:cs="B Lotus"/>
+          <w:color w:val="1F4E79"/>
+          <w:sz w:val="20"/>
+          <w:szCs w:val="20"/>
+          <w:i/>
+          <w:iCs/>
+        </w:rPr>
+        <w:t xml:space="preserve"> (جملهٔ قالبی «متأخر»؛ منبع اصلی گولد در منابع نیست)</w:t>
+      </w:r>
     </w:p>
     <w:p>
       <w:pPr>
@@ -14580,6 +14909,17 @@
         </w:rPr>
         <w:t>، ۲۰۰۶).</w:t>
       </w:r>
+      <w:r>
+        <w:rPr>
+          <w:rFonts w:ascii="Times New Roman" w:hAnsi="Times New Roman" w:eastAsia="Times New Roman" w:cs="B Lotus"/>
+          <w:color w:val="1F4E79"/>
+          <w:sz w:val="20"/>
+          <w:szCs w:val="20"/>
+          <w:i/>
+          <w:iCs/>
+        </w:rPr>
+        <w:t xml:space="preserve"> (پل مصنوعی قبل از نقل اصلی دانشجو)</w:t>
+      </w:r>
     </w:p>
     <w:p>
       <w:pPr>
@@ -14739,6 +15079,17 @@
         </w:rPr>
         <w:t>، ۲۰۱۷).</w:t>
       </w:r>
+      <w:r>
+        <w:rPr>
+          <w:rFonts w:ascii="Times New Roman" w:hAnsi="Times New Roman" w:eastAsia="Times New Roman" w:cs="B Lotus"/>
+          <w:color w:val="1F4E79"/>
+          <w:sz w:val="20"/>
+          <w:szCs w:val="20"/>
+          <w:i/>
+          <w:iCs/>
+        </w:rPr>
+        <w:t xml:space="preserve"> (پل قالبی بعد از اریکسون)</w:t>
+      </w:r>
     </w:p>
     <w:p>
       <w:pPr>
@@ -14933,6 +15284,17 @@
         <w:lastRenderedPageBreak/>
         <w:t>، ۲۰۱۴؛ کارستنسن، ۲۰۲۱).</w:t>
       </w:r>
+      <w:r>
+        <w:rPr>
+          <w:rFonts w:ascii="Times New Roman" w:hAnsi="Times New Roman" w:eastAsia="Times New Roman" w:cs="B Lotus"/>
+          <w:color w:val="1F4E79"/>
+          <w:sz w:val="20"/>
+          <w:szCs w:val="20"/>
+          <w:i/>
+          <w:iCs/>
+        </w:rPr>
+        <w:t xml:space="preserve"> (لحن مقالهٔ مروری انگلیسی)</w:t>
+      </w:r>
     </w:p>
     <w:p>
       <w:pPr>
@@ -14949,6 +15311,17 @@
           <w:color w:val="1B7A3D"/>
         </w:rPr>
         <w:t xml:space="preserve">نظریه انتخاب اجتماعی-هیجانی را لورا کارستنسن مطرح کرده است. حرف اصلی‌اش این است که هدف آدم را بیشتر افق زمانی باقی‌مانده عوض می‌کند تا خودِ سن. وقتی آینده کوتاه به نظر می‌رسد، آدم‌ها می‌روند سراغ رابطه‌ها و احساس‌های معنادار، نه گسترش شبکه (کارستنسن، ۲۰۰۶؛ کارستنسن، ۲۰۲۱).</w:t>
+      </w:r>
+      <w:r>
+        <w:rPr>
+          <w:rFonts w:ascii="Times New Roman" w:hAnsi="Times New Roman" w:eastAsia="Times New Roman" w:cs="B Lotus"/>
+          <w:color w:val="1F4E79"/>
+          <w:sz w:val="20"/>
+          <w:szCs w:val="20"/>
+          <w:i/>
+          <w:iCs/>
+        </w:rPr>
+        <w:t xml:space="preserve"> (همان نظریه با نثر دانشجویی)</w:t>
       </w:r>
     </w:p>
     <w:p>
@@ -15024,6 +15397,17 @@
         </w:rPr>
         <w:t>، ۲۰۲۰؛ سازمان جهانی بهداشت، ۲۰۲۳).</w:t>
       </w:r>
+      <w:r>
+        <w:rPr>
+          <w:rFonts w:ascii="Times New Roman" w:hAnsi="Times New Roman" w:eastAsia="Times New Roman" w:cs="B Lotus"/>
+          <w:color w:val="1F4E79"/>
+          <w:sz w:val="20"/>
+          <w:szCs w:val="20"/>
+          <w:i/>
+          <w:iCs/>
+        </w:rPr>
+        <w:t xml:space="preserve"> (منبع سازمانی روی نظریه عدم تعهد؛ لحن مصنوعی)</w:t>
+      </w:r>
     </w:p>
     <w:p>
       <w:pPr>
@@ -15178,6 +15562,17 @@
         </w:rPr>
         <w:t>، ۲۰۱۵).</w:t>
       </w:r>
+      <w:r>
+        <w:rPr>
+          <w:rFonts w:ascii="Times New Roman" w:hAnsi="Times New Roman" w:eastAsia="Times New Roman" w:cs="B Lotus"/>
+          <w:color w:val="1F4E79"/>
+          <w:sz w:val="20"/>
+          <w:szCs w:val="20"/>
+          <w:i/>
+          <w:iCs/>
+        </w:rPr>
+        <w:t xml:space="preserve"> (پل قبل از متن اصلی نظریه فعالیت)</w:t>
+      </w:r>
     </w:p>
     <w:p>
       <w:pPr>
@@ -15419,6 +15814,17 @@
           <w:strike/>
         </w:rPr>
         <w:t>پژوهش‌های بعدی در سالمندشناسی اجتماعی همچنان بر نقش تداوم هویت، عادت‌ها و روابط در سازگاری با گذارهای سالمندی تأکید دارند و این نظریه را چارچوبی برای فهم تفاوت‌های فردی در میزان فعالیت یا کناره‌گیری می‌دانند (آچلی، ۲۰۱۶).</w:t>
+      </w:r>
+      <w:r>
+        <w:rPr>
+          <w:rFonts w:ascii="Times New Roman" w:hAnsi="Times New Roman" w:eastAsia="Times New Roman" w:cs="B Lotus"/>
+          <w:color w:val="1F4E79"/>
+          <w:sz w:val="20"/>
+          <w:szCs w:val="20"/>
+          <w:i/>
+          <w:iCs/>
+        </w:rPr>
+        <w:t xml:space="preserve"> (پل قالبی بعد از آچلی)</w:t>
       </w:r>
     </w:p>
     <w:p>
@@ -16350,6 +16756,17 @@
           </mc:Fallback>
         </mc:AlternateContent>
       </w:r>
+      <w:r>
+        <w:rPr>
+          <w:rFonts w:ascii="Times New Roman" w:hAnsi="Times New Roman" w:eastAsia="Times New Roman" w:cs="B Lotus"/>
+          <w:color w:val="1F4E79"/>
+          <w:sz w:val="20"/>
+          <w:szCs w:val="20"/>
+          <w:i/>
+          <w:iCs/>
+        </w:rPr>
+        <w:t xml:space="preserve"> (متن برچسب درختواره؛ واژه‌ها بدون فاصله به هم چسبیده‌اند)</w:t>
+      </w:r>
     </w:p>
     <w:p>
       <w:pPr>
@@ -16514,6 +16931,17 @@
         </w:rPr>
         <w:t xml:space="preserve"> و همکاران، ۲۰۲۱).</w:t>
       </w:r>
+      <w:r>
+        <w:rPr>
+          <w:rFonts w:ascii="Times New Roman" w:hAnsi="Times New Roman" w:eastAsia="Times New Roman" w:cs="B Lotus"/>
+          <w:color w:val="1F4E79"/>
+          <w:sz w:val="20"/>
+          <w:szCs w:val="20"/>
+          <w:i/>
+          <w:iCs/>
+        </w:rPr>
+        <w:t xml:space="preserve"> (جمله جابه‌جا و قالبی در بخش مفهوم)</w:t>
+      </w:r>
     </w:p>
     <w:p>
       <w:pPr>
@@ -16635,6 +17063,17 @@
         </w:rPr>
         <w:t xml:space="preserve"> و منزیس، ۲۰۱۴).</w:t>
       </w:r>
+      <w:r>
+        <w:rPr>
+          <w:rFonts w:ascii="Times New Roman" w:hAnsi="Times New Roman" w:eastAsia="Times New Roman" w:cs="B Lotus"/>
+          <w:color w:val="1F4E79"/>
+          <w:sz w:val="20"/>
+          <w:szCs w:val="20"/>
+          <w:i/>
+          <w:iCs/>
+        </w:rPr>
+        <w:t xml:space="preserve"> (پل قالبی بعد از فروید)</w:t>
+      </w:r>
     </w:p>
     <w:p>
       <w:pPr>
@@ -16739,6 +17178,17 @@
         </w:rPr>
         <w:t>، ۲۰۰۸).</w:t>
       </w:r>
+      <w:r>
+        <w:rPr>
+          <w:rFonts w:ascii="Times New Roman" w:hAnsi="Times New Roman" w:eastAsia="Times New Roman" w:cs="B Lotus"/>
+          <w:color w:val="1F4E79"/>
+          <w:sz w:val="20"/>
+          <w:szCs w:val="20"/>
+          <w:i/>
+          <w:iCs/>
+        </w:rPr>
+        <w:t xml:space="preserve"> (پل قالبی بعد از یالوم)</w:t>
+      </w:r>
     </w:p>
     <w:p>
       <w:pPr>
@@ -16850,6 +17300,17 @@
           <w:strike/>
         </w:rPr>
         <w:t xml:space="preserve"> و همکاران، ۲۰۲۱).</w:t>
+      </w:r>
+      <w:r>
+        <w:rPr>
+          <w:rFonts w:ascii="Times New Roman" w:hAnsi="Times New Roman" w:eastAsia="Times New Roman" w:cs="B Lotus"/>
+          <w:color w:val="1F4E79"/>
+          <w:sz w:val="20"/>
+          <w:szCs w:val="20"/>
+          <w:i/>
+          <w:iCs/>
+        </w:rPr>
+        <w:t xml:space="preserve"> (تکرار همان پل کووید برای TMT)</w:t>
       </w:r>
     </w:p>
     <w:p>
@@ -17134,6 +17595,17 @@
         </w:rPr>
         <w:t xml:space="preserve"> و همکاران، ۲۰۱۴).</w:t>
       </w:r>
+      <w:r>
+        <w:rPr>
+          <w:rFonts w:ascii="Times New Roman" w:hAnsi="Times New Roman" w:eastAsia="Times New Roman" w:cs="B Lotus"/>
+          <w:color w:val="1F4E79"/>
+          <w:sz w:val="20"/>
+          <w:szCs w:val="20"/>
+          <w:i/>
+          <w:iCs/>
+        </w:rPr>
+        <w:t xml:space="preserve"> (تکرار فهرست ابعاد که بالاتر آمده)</w:t>
+      </w:r>
     </w:p>
     <w:p>
       <w:pPr>
@@ -17410,6 +17882,17 @@
         </w:rPr>
         <w:t xml:space="preserve"> و همکاران، ۲۰۲۳).</w:t>
       </w:r>
+      <w:r>
+        <w:rPr>
+          <w:rFonts w:ascii="Times New Roman" w:hAnsi="Times New Roman" w:eastAsia="Times New Roman" w:cs="B Lotus"/>
+          <w:color w:val="1F4E79"/>
+          <w:sz w:val="20"/>
+          <w:szCs w:val="20"/>
+          <w:i/>
+          <w:iCs/>
+        </w:rPr>
+        <w:t xml:space="preserve"> (بازنویسی همان بند قبلی با نثر براق)</w:t>
+      </w:r>
     </w:p>
     <w:p>
       <w:pPr>
@@ -17649,6 +18132,17 @@
           <w:strike/>
         </w:rPr>
         <w:t xml:space="preserve"> و منزیس، ۲۰۲۰).</w:t>
+      </w:r>
+      <w:r>
+        <w:rPr>
+          <w:rFonts w:ascii="Times New Roman" w:hAnsi="Times New Roman" w:eastAsia="Times New Roman" w:cs="B Lotus"/>
+          <w:color w:val="1F4E79"/>
+          <w:sz w:val="20"/>
+          <w:szCs w:val="20"/>
+          <w:i/>
+          <w:iCs/>
+        </w:rPr>
+        <w:t xml:space="preserve"> (پل قالبی در پیامدها)</w:t>
       </w:r>
     </w:p>
     <w:p>
@@ -18556,6 +19050,17 @@
           </mc:Fallback>
         </mc:AlternateContent>
       </w:r>
+      <w:r>
+        <w:rPr>
+          <w:rFonts w:ascii="Times New Roman" w:hAnsi="Times New Roman" w:eastAsia="Times New Roman" w:cs="B Lotus"/>
+          <w:color w:val="1F4E79"/>
+          <w:sz w:val="20"/>
+          <w:szCs w:val="20"/>
+          <w:i/>
+          <w:iCs/>
+        </w:rPr>
+        <w:t xml:space="preserve"> (متن برچسب درختواره؛ واژه‌ها بدون فاصله به هم چسبیده‌اند)</w:t>
+      </w:r>
     </w:p>
     <w:p>
       <w:pPr>
@@ -20374,6 +20879,17 @@
           </mc:Fallback>
         </mc:AlternateContent>
       </w:r>
+      <w:r>
+        <w:rPr>
+          <w:rFonts w:ascii="Times New Roman" w:hAnsi="Times New Roman" w:eastAsia="Times New Roman" w:cs="B Lotus"/>
+          <w:color w:val="1F4E79"/>
+          <w:sz w:val="20"/>
+          <w:szCs w:val="20"/>
+          <w:i/>
+          <w:iCs/>
+        </w:rPr>
+        <w:t xml:space="preserve"> (متن برچسب درختواره؛ واژه‌ها بدون فاصله به هم چسبیده‌اند)</w:t>
+      </w:r>
     </w:p>
     <w:p>
       <w:pPr>
@@ -20875,6 +21391,17 @@
         </w:rPr>
         <w:t xml:space="preserve"> و همکاران، ۲۰۲۴؛ تیلور و آسموندسون، ۲۰۲۱).</w:t>
       </w:r>
+      <w:r>
+        <w:rPr>
+          <w:rFonts w:ascii="Times New Roman" w:hAnsi="Times New Roman" w:eastAsia="Times New Roman" w:cs="B Lotus"/>
+          <w:color w:val="1F4E79"/>
+          <w:sz w:val="20"/>
+          <w:szCs w:val="20"/>
+          <w:i/>
+          <w:iCs/>
+        </w:rPr>
+        <w:t xml:space="preserve"> (نثر دایرة‌المعارفی سوار بر مدل اصلی سالکوویس)</w:t>
+      </w:r>
     </w:p>
     <w:p>
       <w:pPr>
@@ -21001,6 +21528,17 @@
         </w:rPr>
         <w:t>، ۲۰۱۴).</w:t>
       </w:r>
+      <w:r>
+        <w:rPr>
+          <w:rFonts w:ascii="Times New Roman" w:hAnsi="Times New Roman" w:eastAsia="Times New Roman" w:cs="B Lotus"/>
+          <w:color w:val="1F4E79"/>
+          <w:sz w:val="20"/>
+          <w:szCs w:val="20"/>
+          <w:i/>
+          <w:iCs/>
+        </w:rPr>
+        <w:t xml:space="preserve"> (ادامهٔ همان لایهٔ مصنوعی CBT)</w:t>
+      </w:r>
     </w:p>
     <w:p>
       <w:pPr>
@@ -21018,6 +21556,17 @@
           <w:strike/>
         </w:rPr>
         <w:t>مرورهای اخیر همچنان درمان شناختی-رفتاری را مداخلهٔ اصلی اضطراب سلامت می‌دانند و بر کاهش رفتارهای ایمنی‌بخش و اصلاح تفسیر فاجعه‌آمیز نشانه‌های بدنی تأکید می‌کنند (آبراموویتز و برادوک، ۲۰۲۳؛ انجمن روان‌شناسی آمریکا، ۲۰۲۳).</w:t>
+      </w:r>
+      <w:r>
+        <w:rPr>
+          <w:rFonts w:ascii="Times New Roman" w:hAnsi="Times New Roman" w:eastAsia="Times New Roman" w:cs="B Lotus"/>
+          <w:color w:val="1F4E79"/>
+          <w:sz w:val="20"/>
+          <w:szCs w:val="20"/>
+          <w:i/>
+          <w:iCs/>
+        </w:rPr>
+        <w:t xml:space="preserve"> (پل قالبی مرور اخیر)</w:t>
       </w:r>
     </w:p>
     <w:p>
@@ -21090,6 +21639,17 @@
         </w:rPr>
         <w:t>، ۲۰۲۰؛ سازمان جهانی بهداشت، ۲۰۲۴).</w:t>
       </w:r>
+      <w:r>
+        <w:rPr>
+          <w:rFonts w:ascii="Times New Roman" w:hAnsi="Times New Roman" w:eastAsia="Times New Roman" w:cs="B Lotus"/>
+          <w:color w:val="1F4E79"/>
+          <w:sz w:val="20"/>
+          <w:szCs w:val="20"/>
+          <w:i/>
+          <w:iCs/>
+        </w:rPr>
+        <w:t xml:space="preserve"> (پرکنندهٔ WHO روی مدل انگل)</w:t>
+      </w:r>
     </w:p>
     <w:p>
       <w:pPr>
@@ -21171,6 +21731,17 @@
           <w:strike/>
         </w:rPr>
         <w:t>از منظر سالمندی، دلبستگی ناایمن می‌تواند با اطمینان‌خواهی مکرر پزشکی و ادراک تهدید بدنی همراه شود و چرخه اضطراب سلامت را پایدار کند (چاریکچی‌اوزگول و ایشیک، ۲۰۲۴).</w:t>
+      </w:r>
+      <w:r>
+        <w:rPr>
+          <w:rFonts w:ascii="Times New Roman" w:hAnsi="Times New Roman" w:eastAsia="Times New Roman" w:cs="B Lotus"/>
+          <w:color w:val="1F4E79"/>
+          <w:sz w:val="20"/>
+          <w:szCs w:val="20"/>
+          <w:i/>
+          <w:iCs/>
+        </w:rPr>
+        <w:t xml:space="preserve"> (تکرار بند قبلی دلبستگی)</w:t>
       </w:r>
     </w:p>
     <w:p>
@@ -21460,6 +22031,17 @@
         </w:rPr>
         <w:t>، ۲۰۲۴؛ شفیعی و همکاران، ۲۰۲۵).</w:t>
       </w:r>
+      <w:r>
+        <w:rPr>
+          <w:rFonts w:ascii="Times New Roman" w:hAnsi="Times New Roman" w:eastAsia="Times New Roman" w:cs="B Lotus"/>
+          <w:color w:val="1F4E79"/>
+          <w:sz w:val="20"/>
+          <w:szCs w:val="20"/>
+          <w:i/>
+          <w:iCs/>
+        </w:rPr>
+        <w:t xml:space="preserve"> (پل قالبی)</w:t>
+      </w:r>
     </w:p>
     <w:p>
       <w:pPr>
@@ -22117,6 +22699,17 @@
           <w:strike/>
         </w:rPr>
         <w:t>شواهد جدیدتر از ترکیب درمان شناختی-رفتاری با آرام‌سازی، حمایت اجتماعی و مداخلات معنوی در کاهش اضطراب سالمندان حمایت می‌کنند و بر مداخله چندسطحی تأکید دارند (سازمان جهانی بهداشت، ۲۰۲۴؛ انجمن روان‌شناسی آمریکا، ۲۰۲۳).</w:t>
+      </w:r>
+      <w:r>
+        <w:rPr>
+          <w:rFonts w:ascii="Times New Roman" w:hAnsi="Times New Roman" w:eastAsia="Times New Roman" w:cs="B Lotus"/>
+          <w:color w:val="1F4E79"/>
+          <w:sz w:val="20"/>
+          <w:szCs w:val="20"/>
+          <w:i/>
+          <w:iCs/>
+        </w:rPr>
+        <w:t xml:space="preserve"> (پل قالبی در مداخلات)</w:t>
       </w:r>
     </w:p>
     <w:p>
@@ -23531,6 +24124,17 @@
         <w:lastRenderedPageBreak/>
         <w:t>، ۲۰۰۰). در مطالعه‌ای در جمعیت ایرانی (معلمی، بخشانی، و رقیبی، ۱۳۸۹) ضریب پایایی پرسشنامه در یک نمونه‌ی ۶۰ نفری به شیوه بازآزمایی ۶۷/۰ محاسبه شد.</w:t>
       </w:r>
+      <w:r>
+        <w:rPr>
+          <w:rFonts w:ascii="Times New Roman" w:hAnsi="Times New Roman" w:eastAsia="Times New Roman" w:cs="B Lotus"/>
+          <w:color w:val="1F4E79"/>
+          <w:sz w:val="20"/>
+          <w:szCs w:val="20"/>
+          <w:i/>
+          <w:iCs/>
+        </w:rPr>
+        <w:t xml:space="preserve"> (سال ۲۰۰۰، منبع زوهار، و لغزش «هوش هیجانی»)</w:t>
+      </w:r>
     </w:p>
     <w:p>
       <w:pPr>
@@ -23549,6 +24153,17 @@
           <w:color w:val="1B7A3D"/>
         </w:rPr>
         <w:t xml:space="preserve">این پرسشنامه (SISRI-24) را کینگ ساخته و کینگ و دی‌سیکو (۲۰۰۹) مدل چهارعاملی و روایی آن را گزارش کرده‌اند. ۲۴ گویه دارد و با لیکرت پنج‌درجه‌ای از کاملاً نادرست (۰) تا کاملاً درست (۴) نمره‌گذاری می‌شود. چهار زیرمقیاس آن تفکر وجودی انتقادی، ایجاد معنای شخصی، آگاهی متعالی و گسترش حالت هوشیاری است. نمره کل بین ۰ تا ۹۶ است و نمره بالاتر یعنی هوش معنوی بالاتر. در ساخت مقیاس، روی دانشجویان دانشگاه ترنت همسانی درونی مطلوب گزارش شد (کینگ و دی‌سیکو، ۲۰۰۹). در ایران معلمی، بخشانی و رقیبی (۱۳۸۹) پایایی بازآزمایی را در نمونه ۶۰ نفری ۶۷/۰ گزارش کردند.</w:t>
+      </w:r>
+      <w:r>
+        <w:rPr>
+          <w:rFonts w:ascii="Times New Roman" w:hAnsi="Times New Roman" w:eastAsia="Times New Roman" w:cs="B Lotus"/>
+          <w:color w:val="1F4E79"/>
+          <w:sz w:val="20"/>
+          <w:szCs w:val="20"/>
+          <w:i/>
+          <w:iCs/>
+        </w:rPr>
+        <w:t xml:space="preserve"> (مشخصات SISRI-24 با منبع درست)</w:t>
       </w:r>
     </w:p>
     <w:p>
@@ -32382,6 +32997,17 @@
         <w:lastRenderedPageBreak/>
         <w:t>است. به این معنا که با افزایش هوش معنوی و مؤلفه‌های آن، میزان اضطراب مرگ در سالمندان کاهش می‌یابد، در حالی که با افزایش اضطراب سلامتی، میزان اضطراب مرگ افزایش پیدا می‌کند. در این راستا فرضیه سوم این مطالعه مورد تأیید قرار گرفت.</w:t>
       </w:r>
+      <w:r>
+        <w:rPr>
+          <w:rFonts w:ascii="Times New Roman" w:hAnsi="Times New Roman" w:eastAsia="Times New Roman" w:cs="B Lotus"/>
+          <w:color w:val="1F4E79"/>
+          <w:sz w:val="20"/>
+          <w:szCs w:val="20"/>
+          <w:i/>
+          <w:iCs/>
+        </w:rPr>
+        <w:t xml:space="preserve"> (بند تکراری نتیجهٔ رگرسیون (فرضیه سوم))</w:t>
+      </w:r>
     </w:p>
     <w:p>
       <w:pPr>
@@ -32511,6 +33137,17 @@
         </w:rPr>
         <w:t xml:space="preserve"> و دسیکو (۲۰۰۹)، همسو می باشد. هوش معنوی به ظرفیت فرد برای درک معنا و هدف زندگی، استفاده از منابع معنوی در مواجهه با مسائل و چالش‌های زندگی و ایجاد نگرشی عمیق‌تر نسبت به وجود و تجربه‌های انسانی اشاره دارد. این نوع هوش می‌تواند به فرد کمک کند تا در مواجهه با رویدادهای دشوار زندگی، بیماری، فقدان و آگاهی از مرگ، معنا و انسجام بیشتری در تجربیات خود ایجاد کند. دوران سالمندی با تغییرات و چالش‌های مختلفی کاهش توانایی‌های جسمی، تغییر نقش‌های اجتماعی، تجربه فقدان نزدیکان و افزایش آگاهی از محدودیت زمان زندگی همراه است. این شرایط می‌تواند زمینه‌ساز افزایش نگرانی و اضطراب مرتبط با مرگ شود. در چنین شرایطی، برخورداری از منابع معنوی و توانایی یافتن معنا و هدف در زندگی می‌تواند به سالمندان در سازگاری با چالش‌های این دوره و مواجهه مناسب‌تر با مسئله مرگ کمک کند. جست‌وجوی معنا در زندگی و برخورداری از تاب‌آوری می‌تواند در نحوه مواجهه سالمندان با اضطراب مرگ نقش داشته باشد، افراد دارای هوش معنوی بالاتر در هنگام مواجهه با عوامل تنیدگی زا، راهبردهای مقابله ای مسأله مدار را مورد استفاده قرار می دهند و به این ترتیب توانایی غلبه بر تنیدگی و حل آن را پیدا می کنند (یوسفی افراشته، فرتاش و ابوترابی، ۲۰۲۵).</w:t>
       </w:r>
+      <w:r>
+        <w:rPr>
+          <w:rFonts w:ascii="Times New Roman" w:hAnsi="Times New Roman" w:eastAsia="Times New Roman" w:cs="B Lotus"/>
+          <w:color w:val="1F4E79"/>
+          <w:sz w:val="20"/>
+          <w:szCs w:val="20"/>
+          <w:i/>
+          <w:iCs/>
+        </w:rPr>
+        <w:t xml:space="preserve"> (همسویی با کینگ ۲۰۰۹ (ساخت مقیاس دانشجویی) از نظر علمی نادرست بود)</w:t>
+      </w:r>
     </w:p>
     <w:p>
       <w:pPr>
@@ -32528,6 +33165,17 @@
           <w:color w:val="1B7A3D"/>
         </w:rPr>
         <w:t xml:space="preserve">فرضیه فرعی اول این بود که بین هوش معنوی و اضطراب مرگ سالمندان رابطه هست. نتیجه، همبستگی منفی معنادار در سطح ۰۱/۰ بود؛ یعنی هرچه هوش معنوی و مؤلفه‌هایش بالاتر، اضطراب مرگ پایین‌تر. این الگو با یوسفی افراشته و همکاران (۲۰۲۵)، پینتو و همکاران (۲۰۲۴)، کریمی و همکاران (۱۴۰۰)، رحمانی و همکاران (۱۴۰۰)، مهدوی‌کیا و همکاران (۱۳۹۹)، اکبری و یوسفی (۱۳۹۷)، محمدپور (۱۳۹۲)، نادری و روشنی (۱۳۹۰) و لوین و همکاران (۲۰۱۱) همخوان است. هوش معنوی به پیدا کردن معنا و استفاده از منابع درونی در برابر بیماری و فقدان کمک می‌کند. دوره سالمندی با کم شدن توان جسمی و از دست دادن نزدیکان همراه است و این‌ها می‌تواند با نگرانی از مرگ همراه باشد. مقاله کینگ و دی‌سیکو (۲۰۰۹) ساخت مقیاس روی دانشجو است و برای همسویی با اضطراب مرگ سالمند به آن استناد نشد.</w:t>
+      </w:r>
+      <w:r>
+        <w:rPr>
+          <w:rFonts w:ascii="Times New Roman" w:hAnsi="Times New Roman" w:eastAsia="Times New Roman" w:cs="B Lotus"/>
+          <w:color w:val="1F4E79"/>
+          <w:sz w:val="20"/>
+          <w:szCs w:val="20"/>
+          <w:i/>
+          <w:iCs/>
+        </w:rPr>
+        <w:t xml:space="preserve"> (فهرست همسویی فقط منابع هم‌جنس؛ نثر ساده‌تر)</w:t>
       </w:r>
     </w:p>
     <w:p>
@@ -32638,6 +33286,17 @@
         <w:lastRenderedPageBreak/>
         <w:t>۲۰۰۸).به این ترتیب، سطوح بالاتر اضطراب سلامتی می‌تواند با افزایش اضطراب مرگ در سالمندان همراه باشد که این یافته در نتایج پژوهش حاضر نیز مورد تأیید قرار گرفت.</w:t>
       </w:r>
+      <w:r>
+        <w:rPr>
+          <w:rFonts w:ascii="Times New Roman" w:hAnsi="Times New Roman" w:eastAsia="Times New Roman" w:cs="B Lotus"/>
+          <w:color w:val="1F4E79"/>
+          <w:sz w:val="20"/>
+          <w:szCs w:val="20"/>
+          <w:i/>
+          <w:iCs/>
+        </w:rPr>
+        <w:t xml:space="preserve"> (هاردینگ ۲۰۰۵ نامرتبط بود؛ لحن علّی و بندهای دارویی نامربوط)</w:t>
+      </w:r>
     </w:p>
     <w:p>
       <w:pPr>
@@ -32655,6 +33314,17 @@
           <w:color w:val="1B7A3D"/>
         </w:rPr>
         <w:t xml:space="preserve">فرضیه فرعی دوم این بود که بین اضطراب سلامتی و اضطراب مرگ رابطه هست. همبستگی مثبت معنادار در سطح ۰۱/۰ به دست آمد. این یافته با کیکاس و همکاران (۲۰۲۴)، شفیعی و همکاران (۲۰۲۵)، اکبری و یوسفی (۱۳۹۷)، رضایی و محمدی (۱۳۹۵) و نویز و همکاران (۲۰۰۲) همخوان است. در سالمندی، بیماری جسمی واقعی و نگرانی افراطی از بیماری قاطی می‌شوند و تشخیص‌شان سخت است. هاردینگ و همکاران (۲۰۰۵) نمونه مراقبت تسکینی سرطان است و برای این فرضیه کنار گذاشته شد. در این پژوهش فقط رابطه گزارش می‌شود، نه علت.</w:t>
+      </w:r>
+      <w:r>
+        <w:rPr>
+          <w:rFonts w:ascii="Times New Roman" w:hAnsi="Times New Roman" w:eastAsia="Times New Roman" w:cs="B Lotus"/>
+          <w:color w:val="1F4E79"/>
+          <w:sz w:val="20"/>
+          <w:szCs w:val="20"/>
+          <w:i/>
+          <w:iCs/>
+        </w:rPr>
+        <w:t xml:space="preserve"> (همسویی اصلاح‌شده و زبان همبستگی)</w:t>
       </w:r>
     </w:p>
     <w:p>
@@ -32679,6 +33349,17 @@
         </w:rPr>
         <w:t>فرضیه اصلی پژوهش به این صورت بیان شد که "بین هوش معنوی و اضطراب سلامتی با اضطراب مرگ در سالمندان رابطه وجود دارد." نتایج نشان داد که اضطراب سلامتی و هوش معنوی از قدرت پیش‌بینی‌کنندگی لازم برای ورود به معادله رگرسیون برخوردار بودند و در مجموع حدود ۵۴ درصد از واریانس مربوط به اضطراب مرگ سالمندان را تبیین و پیش‌بینی نمودند. به‌گونه‌ای که اضطراب سلامتی با ضریب (β = ۰/۵۲) در سطح ۰۱/۰ به‌صورت مثبت و هوش معنوی با ضریب (β = -۰/۳۶) در سطح ۰۱/۰ به‌صورت منفی، اضطراب مرگ سالمندان را به‌طور معناداری پیش‌بینی نمودند. این یافته نشان داد که این متغیرها به صورت معناداری قادر به پیش‌بینی اضطراب مرگ در سالمندان هستند. در تبیین این یافته می‌توان بیان کرد که امروزه با پیشرفت‌های علوم پزشکی و افزایش امید به زندگی، جمعیت سالمندان در جوامع رو به افزایش است. با این حال، سالمندی با بروز تغییرات جسمانی و افزایش نگرانی‌های مرتبط با سلامت همراه است که می‌تواند سلامت روانی سالمندان را تحت تأثیر قرار دهد. در این میان، اضطراب سلامتی به‌عنوان یکی از عوامل روان‌شناختی مهم، می‌تواند توجه افراطی سالمندان به علائم جسمانی و نگرانی از بیماری‌ها را افزایش داده و زمینه‌ساز تشدید اضطراب مرگ گردد. از سوی دیگر، هوش معنوی با ایجاد معنا، هدفمندی و پذیرش واقعیت‌های بنیادین زندگی، مرگ، می‌تواند به سالمندان کمک کند تا با چالش‌های این دوره از زندگی سازگارانه‌تر مواجه شوند. سالمندانی که از سطح بالاتری از هوش معنوی برخوردارند، معمولاً نگرش متعادل‌تر و پذیرنده‌تری نسبت به مرگ دارند و در نتیجه، اضطراب مرگ کمتری را تجربه می‌کنند. از منظر نظری و با عنایت به تعاریف متغیرهای پژوهش، ارتباط بین هوش معنوی، اضطراب سلامتی و اضطراب مرگ قابل پیش‌بینی است. به‌طور کلی، یافته‌های پژوهش حاضر در سطح نظری می‌تواند با شناسایی عوامل مؤثر بر اضطراب مرگ سالمندان، به گسترش دانش و مدل‌های موجود در حوزه روان‌شناسی سالمندی کمک نماید. در سطح عملی نیز نتایج این پژوهش می‌تواند مبنای تجربی مناسبی برای طراحی برنامه‌های آموزشی و مداخله‌ای با هدف تقویت هوش معنوی و کاهش اضطراب سلامتی در سالمندان باشد و در نهایت به ارتقای سلامت روانی و کیفیت زندگی آنان منجر گردد.</w:t>
       </w:r>
+      <w:r>
+        <w:rPr>
+          <w:rFonts w:ascii="Times New Roman" w:hAnsi="Times New Roman" w:eastAsia="Times New Roman" w:cs="B Lotus"/>
+          <w:color w:val="1F4E79"/>
+          <w:sz w:val="20"/>
+          <w:szCs w:val="20"/>
+          <w:i/>
+          <w:iCs/>
+        </w:rPr>
+        <w:t xml:space="preserve"> (از طرح همبستگی زبان علّی («زمینه‌ساز تشدید») ساخته شده بود)</w:t>
+      </w:r>
     </w:p>
     <w:p>
       <w:pPr>
@@ -32699,6 +33380,17 @@
           <w:color w:val="1B7A3D"/>
         </w:rPr>
         <w:t xml:space="preserve">فرضیه اصلی این بود که هوش معنوی و اضطراب سلامتی با اضطراب مرگ رابطه دارند. در رگرسیون، اضطراب سلامتی (β = ۰/۵۲) مثبت و هوش معنوی (β = −۰/۳۶) منفی، اضطراب مرگ را پیش‌بینی کردند و حدود ۵۴ درصد واریانس را پوشاندند. اضطراب سلامتی با حواس‌جمعی افراطی روی علائم بدن همراه است و در این نمونه با اضطراب مرگ بالاتر همبسته بود. هوش معنوی بالاتر هم با اضطراب مرگ پایین‌تر همراه بود. چون طرح توصیفی-همبستگی است، نمی‌شود گفت کدام یکی علت دیگری است. برای کار عملی هم باید با احتیاط نمونه‌گیری در دسترس جلو رفت.</w:t>
+      </w:r>
+      <w:r>
+        <w:rPr>
+          <w:rFonts w:ascii="Times New Roman" w:hAnsi="Times New Roman" w:eastAsia="Times New Roman" w:cs="B Lotus"/>
+          <w:color w:val="1F4E79"/>
+          <w:sz w:val="20"/>
+          <w:szCs w:val="20"/>
+          <w:i/>
+          <w:iCs/>
+        </w:rPr>
+        <w:t xml:space="preserve"> (گزارش رابطه بدون ادعای علت)</w:t>
       </w:r>
     </w:p>
     <w:p>
